--- a/thesis/title_page.docx
+++ b/thesis/title_page.docx
@@ -90,9 +90,24 @@
           <w:rFonts w:ascii="Times New Roman" w:hAnsi="Times New Roman" w:eastAsia="Times New Roman" w:cs="Times New Roman"/>
           <w:b/>
           <w:i w:val="0"/>
-          <w:sz w:val="36"/>
+          <w:sz w:val="32"/>
         </w:rPr>
-        <w:t>Tree Detection for Astana —</w:t>
+        <w:t>Development of a Deep Learning Model for Automated</w:t>
+      </w:r>
+    </w:p>
+    <w:p>
+      <w:pPr>
+        <w:spacing w:line="288" w:lineRule="auto" w:after="40" w:before="0"/>
+        <w:jc w:val="center"/>
+      </w:pPr>
+      <w:r>
+        <w:rPr>
+          <w:rFonts w:ascii="Times New Roman" w:hAnsi="Times New Roman" w:eastAsia="Times New Roman" w:cs="Times New Roman"/>
+          <w:b/>
+          <w:i w:val="0"/>
+          <w:sz w:val="32"/>
+        </w:rPr>
+        <w:t>Tree Recognition and Green Space Mapping</w:t>
       </w:r>
     </w:p>
     <w:p>
@@ -105,9 +120,9 @@
           <w:rFonts w:ascii="Times New Roman" w:hAnsi="Times New Roman" w:eastAsia="Times New Roman" w:cs="Times New Roman"/>
           <w:b/>
           <w:i w:val="0"/>
-          <w:sz w:val="36"/>
+          <w:sz w:val="32"/>
         </w:rPr>
-        <w:t>Deep Learning for Urban Green Space Mapping</w:t>
+        <w:t>in Urban Environments</w:t>
       </w:r>
     </w:p>
     <w:p>
